--- a/파일럿/보고자료/한글문서/04_개인정보_수집보관_명세서.docx
+++ b/파일럿/보고자료/한글문서/04_개인정보_수집보관_명세서.docx
@@ -1349,7 +1349,23 @@
           <w:b w:val="0"/>
           <w:sz w:val="20"/>
         </w:rPr>
-        <w:t xml:space="preserve"> 학생 계정으로 다른 학생의 제출물을 직접 요청해 보는 점검을 포함해, 자동 점검 7종을 통과했습니다. 서버가 </w:t>
+        <w:t xml:space="preserve"> 학생 계정으로 다른 학생의 제출물·사진을 직접 요청해 보고, 학생이 자기 숙제를 스스로 승인해 보는 </w:t>
+      </w:r>
+      <w:r>
+        <w:rPr>
+          <w:rFonts w:ascii="맑은 고딕" w:hAnsi="맑은 고딕" w:eastAsia="맑은 고딕" w:cs="맑은 고딕"/>
+          <w:b/>
+          <w:sz w:val="20"/>
+        </w:rPr>
+        <w:t>권한 점검 15가지</w:t>
+      </w:r>
+      <w:r>
+        <w:rPr>
+          <w:rFonts w:ascii="맑은 고딕" w:hAnsi="맑은 고딕" w:eastAsia="맑은 고딕" w:cs="맑은 고딕"/>
+          <w:b w:val="0"/>
+          <w:sz w:val="20"/>
+        </w:rPr>
+        <w:t xml:space="preserve">를 자동으로 돌립니다. 전부 통과했으며, 서버가 </w:t>
       </w:r>
       <w:r>
         <w:rPr>

--- a/파일럿/보고자료/한글문서/04_개인정보_수집보관_명세서.docx
+++ b/파일럿/보고자료/한글문서/04_개인정보_수집보관_명세서.docx
@@ -44,7 +44,7 @@
           <w:color w:val="8A8FA3"/>
           <w:sz w:val="18"/>
         </w:rPr>
-        <w:t>무엇을 받고 어디에 두고 언제 지우는지 · 작성일 2026년 9월 25일</w:t>
+        <w:t>무엇을 받고 어디에 두고 언제 지우는지 · 작성일 2026년 9월 27일</w:t>
       </w:r>
     </w:p>
     <w:p>
@@ -652,6 +652,80 @@
                 <w:b w:val="0"/>
                 <w:sz w:val="19"/>
               </w:rPr>
+              <w:t>관리자 공지 내용</w:t>
+            </w:r>
+          </w:p>
+        </w:tc>
+        <w:tc>
+          <w:tcPr>
+            <w:tcW w:type="dxa" w:w="2206"/>
+          </w:tcPr>
+          <w:p>
+            <w:pPr>
+              <w:spacing w:before="40" w:after="40"/>
+            </w:pPr>
+            <w:r>
+              <w:rPr>
+                <w:rFonts w:ascii="맑은 고딕" w:hAnsi="맑은 고딕" w:eastAsia="맑은 고딕" w:cs="맑은 고딕"/>
+                <w:b w:val="0"/>
+                <w:sz w:val="19"/>
+              </w:rPr>
+              <w:t>학생·선생님에게 안내를 전달</w:t>
+            </w:r>
+          </w:p>
+        </w:tc>
+        <w:tc>
+          <w:tcPr>
+            <w:tcW w:type="dxa" w:w="1618"/>
+          </w:tcPr>
+          <w:p>
+            <w:pPr>
+              <w:spacing w:before="40" w:after="40"/>
+            </w:pPr>
+            <w:r>
+              <w:rPr>
+                <w:rFonts w:ascii="맑은 고딕" w:hAnsi="맑은 고딕" w:eastAsia="맑은 고딕" w:cs="맑은 고딕"/>
+                <w:b w:val="0"/>
+                <w:sz w:val="19"/>
+              </w:rPr>
+              <w:t>공지 대상으로 고른 사람</w:t>
+            </w:r>
+          </w:p>
+        </w:tc>
+        <w:tc>
+          <w:tcPr>
+            <w:tcW w:type="dxa" w:w="3823"/>
+          </w:tcPr>
+          <w:p>
+            <w:pPr>
+              <w:spacing w:before="40" w:after="40"/>
+            </w:pPr>
+            <w:r>
+              <w:rPr>
+                <w:rFonts w:ascii="맑은 고딕" w:hAnsi="맑은 고딕" w:eastAsia="맑은 고딕" w:cs="맑은 고딕"/>
+                <w:b w:val="0"/>
+                <w:sz w:val="19"/>
+              </w:rPr>
+              <w:t>공지를 지우면 즉시</w:t>
+            </w:r>
+          </w:p>
+        </w:tc>
+      </w:tr>
+      <w:tr>
+        <w:tc>
+          <w:tcPr>
+            <w:tcW w:type="dxa" w:w="1765"/>
+          </w:tcPr>
+          <w:p>
+            <w:pPr>
+              <w:spacing w:before="40" w:after="40"/>
+            </w:pPr>
+            <w:r>
+              <w:rPr>
+                <w:rFonts w:ascii="맑은 고딕" w:hAnsi="맑은 고딕" w:eastAsia="맑은 고딕" w:cs="맑은 고딕"/>
+                <w:b w:val="0"/>
+                <w:sz w:val="19"/>
+              </w:rPr>
               <w:t>보호자 성함·연락처</w:t>
             </w:r>
           </w:p>
@@ -1006,7 +1080,7 @@
                 <w:b w:val="0"/>
                 <w:sz w:val="19"/>
               </w:rPr>
-              <w:t>올릴 때 줄여서 저장(한 장당 약 1MB 이하)</w:t>
+              <w:t>올릴 때 긴 변 1280픽셀로 줄여서 저장(한 장당 약 150KB)</w:t>
             </w:r>
           </w:p>
         </w:tc>
@@ -2022,7 +2096,7 @@
           <w:color w:val="8A8FA3"/>
           <w:sz w:val="17"/>
         </w:rPr>
-        <w:t>「오늘의 숙제」 시범 운영 자료 · 2026년 9월 25일</w:t>
+        <w:t>「오늘의 숙제」 시범 운영 자료 · 2026년 9월 27일</w:t>
       </w:r>
     </w:p>
     <w:sectPr>

--- a/파일럿/보고자료/한글문서/04_개인정보_수집보관_명세서.docx
+++ b/파일럿/보고자료/한글문서/04_개인정보_수집보관_명세서.docx
@@ -44,7 +44,7 @@
           <w:color w:val="8A8FA3"/>
           <w:sz w:val="18"/>
         </w:rPr>
-        <w:t>무엇을 받고 어디에 두고 언제 지우는지 · 작성일 2026년 9월 27일</w:t>
+        <w:t>무엇을 받고 어디에 두고 언제 지우는지 · 작성일 2026년 9월 28일</w:t>
       </w:r>
     </w:p>
     <w:p>
@@ -2096,7 +2096,7 @@
           <w:color w:val="8A8FA3"/>
           <w:sz w:val="17"/>
         </w:rPr>
-        <w:t>「오늘의 숙제」 시범 운영 자료 · 2026년 9월 27일</w:t>
+        <w:t>「오늘의 숙제」 시범 운영 자료 · 2026년 9월 28일</w:t>
       </w:r>
     </w:p>
     <w:sectPr>

--- a/파일럿/보고자료/한글문서/04_개인정보_수집보관_명세서.docx
+++ b/파일럿/보고자료/한글문서/04_개인정보_수집보관_명세서.docx
@@ -44,7 +44,7 @@
           <w:color w:val="8A8FA3"/>
           <w:sz w:val="18"/>
         </w:rPr>
-        <w:t>무엇을 받고 어디에 두고 언제 지우는지 · 작성일 2026년 9월 28일</w:t>
+        <w:t>무엇을 받고 어디에 두고 언제 지우는지 · 작성일 2026년 9월 29일</w:t>
       </w:r>
     </w:p>
     <w:p>
@@ -1080,7 +1080,7 @@
                 <w:b w:val="0"/>
                 <w:sz w:val="19"/>
               </w:rPr>
-              <w:t>올릴 때 긴 변 1280픽셀로 줄여서 저장(한 장당 약 150KB)</w:t>
+              <w:t>올릴 때 긴 변 1280픽셀로 줄여서 저장(한 장당 약 200KB)</w:t>
             </w:r>
           </w:p>
         </w:tc>
@@ -2096,7 +2096,7 @@
           <w:color w:val="8A8FA3"/>
           <w:sz w:val="17"/>
         </w:rPr>
-        <w:t>「오늘의 숙제」 시범 운영 자료 · 2026년 9월 28일</w:t>
+        <w:t>「오늘의 숙제」 시범 운영 자료 · 2026년 9월 29일</w:t>
       </w:r>
     </w:p>
     <w:sectPr>

--- a/파일럿/보고자료/한글문서/04_개인정보_수집보관_명세서.docx
+++ b/파일럿/보고자료/한글문서/04_개인정보_수집보관_명세서.docx
@@ -89,7 +89,7 @@
           <w:b w:val="0"/>
           <w:sz w:val="20"/>
         </w:rPr>
-        <w:t xml:space="preserve">에 보관하며, 시범 운영이 끝나는 즉시 전부 삭제합니다. </w:t>
+        <w:t xml:space="preserve">에 보관하며, 계정을 지우거나 수업을 그만두면 즉시 삭제합니다. </w:t>
       </w:r>
     </w:p>
     <w:p>
@@ -282,7 +282,7 @@
                 <w:b w:val="0"/>
                 <w:sz w:val="19"/>
               </w:rPr>
-              <w:t xml:space="preserve"> 시범 운영 종료 시 일괄 삭제</w:t>
+              <w:t xml:space="preserve"> 수업을 그만두면 즉시</w:t>
             </w:r>
           </w:p>
         </w:tc>
@@ -1856,7 +1856,7 @@
           <w:color w:val="1E3A6B"/>
           <w:sz w:val="26"/>
         </w:rPr>
-        <w:t>6. 시범 운영 종료 시 처리</w:t>
+        <w:t>6. 이용이 끝날 때 처리</w:t>
       </w:r>
     </w:p>
     <w:p>
@@ -1874,7 +1874,7 @@
           <w:b w:val="0"/>
           <w:sz w:val="20"/>
         </w:rPr>
-        <w:t xml:space="preserve"> 운영이 끝나면 </w:t>
+        <w:t xml:space="preserve"> 학생이 수업을 그만두거나 학원이 앱 사용을 마치면 </w:t>
       </w:r>
       <w:r>
         <w:rPr>
@@ -1882,7 +1882,7 @@
           <w:b/>
           <w:sz w:val="20"/>
         </w:rPr>
-        <w:t>학생·선생님 계정과 모든 숙제·사진을 일괄 삭제</w:t>
+        <w:t>그 계정과 숙제·사진을 삭제</w:t>
       </w:r>
       <w:r>
         <w:rPr>
@@ -1890,7 +1890,7 @@
           <w:b w:val="0"/>
           <w:sz w:val="20"/>
         </w:rPr>
-        <w:t xml:space="preserve">합니다. 삭제는 되돌릴 수 없으며, 삭제 후 앱에는 아무 자료도 남지 않습니다. 삭제 완료 사실을 결과 보고서에 적어 보고드립니다. </w:t>
+        <w:t xml:space="preserve">합니다. 삭제는 되돌릴 수 없으며, 삭제 후 앱에는 그 자료가 남지 않습니다. 학기가 끝날 때 지난 제출물을 함께 정리하시길 권해 드립니다. </w:t>
       </w:r>
     </w:p>
     <w:p>
@@ -2096,7 +2096,7 @@
           <w:color w:val="8A8FA3"/>
           <w:sz w:val="17"/>
         </w:rPr>
-        <w:t>「오늘의 숙제」 시범 운영 자료 · 2026년 9월 29일</w:t>
+        <w:t>「오늘의 숙제」 자료 · 2026년 9월 29일</w:t>
       </w:r>
     </w:p>
     <w:sectPr>
